--- a/Sales_Data_Analysis_Report.docx
+++ b/Sales_Data_Analysis_Report.docx
@@ -89,7 +89,15 @@
           <w:sz w:val="34"/>
           <w:szCs w:val="34"/>
         </w:rPr>
-        <w:t>WEEK 3 ASSIGNMENT</w:t>
+        <w:t xml:space="preserve"> WEEK 6</w:t>
+      </w:r>
+      <w:r>
+        <w:rPr>
+          <w:color w:val="000000"/>
+          <w:sz w:val="34"/>
+          <w:szCs w:val="34"/>
+        </w:rPr>
+        <w:t xml:space="preserve"> ASSIGNMENT</w:t>
       </w:r>
     </w:p>
     <w:p>
@@ -113,45 +121,49 @@
         <w:spacing w:before="212" w:beforeAutospacing="0" w:after="0" w:afterAutospacing="0"/>
         <w:jc w:val="center"/>
       </w:pPr>
+      <w:proofErr w:type="gramStart"/>
       <w:r>
         <w:rPr>
           <w:color w:val="000000"/>
           <w:sz w:val="30"/>
           <w:szCs w:val="30"/>
         </w:rPr>
-        <w:t>Name :Vikas N Varma</w:t>
-      </w:r>
-    </w:p>
-    <w:p>
-      <w:pPr>
-        <w:pStyle w:val="NormalWeb"/>
-        <w:spacing w:before="209" w:beforeAutospacing="0" w:after="0" w:afterAutospacing="0"/>
-        <w:ind w:left="1439" w:right="1480"/>
-        <w:jc w:val="center"/>
-      </w:pPr>
+        <w:t>Name :</w:t>
+      </w:r>
+      <w:proofErr w:type="spellStart"/>
       <w:r>
         <w:rPr>
           <w:color w:val="000000"/>
           <w:sz w:val="30"/>
           <w:szCs w:val="30"/>
         </w:rPr>
-        <w:t>Course: Bachelor of Computer Applica</w:t>
-      </w:r>
+        <w:t>Vikas</w:t>
+      </w:r>
+      <w:proofErr w:type="spellEnd"/>
+      <w:proofErr w:type="gramEnd"/>
       <w:r>
         <w:rPr>
           <w:color w:val="000000"/>
           <w:sz w:val="30"/>
           <w:szCs w:val="30"/>
         </w:rPr>
-        <w:t>tions (BCA) Email: vikasvarma56217</w:t>
-      </w:r>
+        <w:t xml:space="preserve"> N Varma</w:t>
+      </w:r>
+    </w:p>
+    <w:p>
+      <w:pPr>
+        <w:pStyle w:val="NormalWeb"/>
+        <w:spacing w:before="209" w:beforeAutospacing="0" w:after="0" w:afterAutospacing="0"/>
+        <w:ind w:left="1439" w:right="1480"/>
+        <w:jc w:val="center"/>
+      </w:pPr>
       <w:r>
         <w:rPr>
           <w:color w:val="000000"/>
           <w:sz w:val="30"/>
           <w:szCs w:val="30"/>
         </w:rPr>
-        <w:t>@gmail.com</w:t>
+        <w:t>Course: Bachelor of Computer Applications (BCA) Email: vikasvarma56217@gmail.com</w:t>
       </w:r>
     </w:p>
     <w:p>
@@ -184,10 +196,9 @@
           <w:sz w:val="30"/>
           <w:szCs w:val="30"/>
         </w:rPr>
-        <w:t xml:space="preserve">Submitted To: InternNova Internship Program. </w:t>
-      </w:r>
-      <w:bookmarkStart w:id="0" w:name="_GoBack"/>
-      <w:bookmarkEnd w:id="0"/>
+        <w:t xml:space="preserve">Submitted </w:t>
+      </w:r>
+      <w:proofErr w:type="gramStart"/>
       <w:r>
         <w:rPr>
           <w:b/>
@@ -196,7 +207,40 @@
           <w:sz w:val="30"/>
           <w:szCs w:val="30"/>
         </w:rPr>
-        <w:t xml:space="preserve">Internship Domain: </w:t>
+        <w:t>To</w:t>
+      </w:r>
+      <w:proofErr w:type="gramEnd"/>
+      <w:r>
+        <w:rPr>
+          <w:b/>
+          <w:bCs/>
+          <w:color w:val="000000"/>
+          <w:sz w:val="30"/>
+          <w:szCs w:val="30"/>
+        </w:rPr>
+        <w:t xml:space="preserve">: </w:t>
+      </w:r>
+      <w:proofErr w:type="spellStart"/>
+      <w:r>
+        <w:rPr>
+          <w:b/>
+          <w:bCs/>
+          <w:color w:val="000000"/>
+          <w:sz w:val="30"/>
+          <w:szCs w:val="30"/>
+        </w:rPr>
+        <w:t>InternNova</w:t>
+      </w:r>
+      <w:proofErr w:type="spellEnd"/>
+      <w:r>
+        <w:rPr>
+          <w:b/>
+          <w:bCs/>
+          <w:color w:val="000000"/>
+          <w:sz w:val="30"/>
+          <w:szCs w:val="30"/>
+        </w:rPr>
+        <w:t xml:space="preserve"> Internship Program. Internship Domain: </w:t>
       </w:r>
       <w:r>
         <w:rPr>
@@ -225,23 +269,27 @@
           <w:sz w:val="30"/>
           <w:szCs w:val="30"/>
         </w:rPr>
-        <w:t xml:space="preserve">               </w:t>
-      </w:r>
+        <w:t xml:space="preserve">               Course Name: </w:t>
+      </w:r>
+      <w:proofErr w:type="spellStart"/>
+      <w:proofErr w:type="gramStart"/>
       <w:r>
         <w:rPr>
           <w:color w:val="000000"/>
           <w:sz w:val="30"/>
           <w:szCs w:val="30"/>
         </w:rPr>
-        <w:t>Course Name</w:t>
-      </w:r>
+        <w:t>Git,Github</w:t>
+      </w:r>
+      <w:proofErr w:type="spellEnd"/>
+      <w:proofErr w:type="gramEnd"/>
       <w:r>
         <w:rPr>
           <w:color w:val="000000"/>
           <w:sz w:val="30"/>
           <w:szCs w:val="30"/>
         </w:rPr>
-        <w:t>: Git,Github &amp; Final Data Analytics Project</w:t>
+        <w:t xml:space="preserve"> &amp; Final Data Analytics Project</w:t>
       </w:r>
     </w:p>
     <w:p>
@@ -257,28 +305,59 @@
           <w:sz w:val="30"/>
           <w:szCs w:val="30"/>
         </w:rPr>
-        <w:t xml:space="preserve">                  Academic Year : 2026-27</w:t>
-      </w:r>
-    </w:p>
-    <w:p>
-      <w:pPr>
-        <w:pStyle w:val="NormalWeb"/>
-        <w:spacing w:before="41" w:beforeAutospacing="0" w:after="0" w:afterAutospacing="0"/>
-        <w:jc w:val="center"/>
-      </w:pPr>
+        <w:t xml:space="preserve">                  Academic </w:t>
+      </w:r>
+      <w:proofErr w:type="gramStart"/>
       <w:r>
         <w:rPr>
           <w:color w:val="000000"/>
           <w:sz w:val="30"/>
           <w:szCs w:val="30"/>
         </w:rPr>
-        <w:t>Submission Date : 22/ 08 / 2026</w:t>
+        <w:t>Year :</w:t>
+      </w:r>
+      <w:proofErr w:type="gramEnd"/>
+      <w:r>
+        <w:rPr>
+          <w:color w:val="000000"/>
+          <w:sz w:val="30"/>
+          <w:szCs w:val="30"/>
+        </w:rPr>
+        <w:t xml:space="preserve"> 2026-27</w:t>
       </w:r>
     </w:p>
     <w:p>
       <w:pPr>
+        <w:pStyle w:val="NormalWeb"/>
+        <w:spacing w:before="41" w:beforeAutospacing="0" w:after="0" w:afterAutospacing="0"/>
         <w:jc w:val="center"/>
       </w:pPr>
+      <w:r>
+        <w:rPr>
+          <w:color w:val="000000"/>
+          <w:sz w:val="30"/>
+          <w:szCs w:val="30"/>
+        </w:rPr>
+        <w:t xml:space="preserve">Submission Date : 10 </w:t>
+      </w:r>
+      <w:bookmarkStart w:id="0" w:name="_GoBack"/>
+      <w:bookmarkEnd w:id="0"/>
+      <w:r>
+        <w:rPr>
+          <w:color w:val="000000"/>
+          <w:sz w:val="30"/>
+          <w:szCs w:val="30"/>
+        </w:rPr>
+        <w:t xml:space="preserve">/ 09 </w:t>
+      </w:r>
+      <w:r>
+        <w:rPr>
+          <w:color w:val="000000"/>
+          <w:sz w:val="30"/>
+          <w:szCs w:val="30"/>
+        </w:rPr>
+        <w:t>/ 2026</w:t>
+      </w:r>
     </w:p>
     <w:p>
       <w:pPr>
@@ -307,84 +386,92 @@
     </w:p>
     <w:p>
       <w:pPr>
-        <w:pStyle w:val="Heading1"/>
-      </w:pPr>
-      <w:r>
-        <w:lastRenderedPageBreak/>
-        <w:t>A</w:t>
-      </w:r>
-      <w:r>
-        <w:t>bstract</w:t>
-      </w:r>
+        <w:jc w:val="center"/>
+      </w:pPr>
     </w:p>
     <w:p>
-      <w:r>
-        <w:t>This project presents a complete sales data analysis workflow using Python, Git/GitHub, and Microsoft Power BI. The work covers data preparation, cleaning, exploratory data analysis (EDA)</w:t>
-      </w:r>
-      <w:r>
-        <w:t xml:space="preserve">, visualization, dashboard development, insights, and recommendations. The dataset was processed to identify missing values, duplicate records, data types, descriptive statistics, relationships between numerical variables, trends, and possible outliers. A </w:t>
-      </w:r>
-      <w:r>
-        <w:t>Power BI dashboard was then created with KPI cards, interactive slicers, product/category/region analysis, and a monthly sales trend. The final result provides a simple business-oriented view of sales and profit performance.</w:t>
+      <w:pPr>
+        <w:pStyle w:val="Heading1"/>
+      </w:pPr>
+      <w:r>
+        <w:lastRenderedPageBreak/>
+        <w:t>Abstract</w:t>
       </w:r>
     </w:p>
     <w:p>
-      <w:pPr>
-        <w:pStyle w:val="Heading1"/>
-      </w:pPr>
-      <w:r>
-        <w:t>1. Introduction</w:t>
+      <w:r>
+        <w:t xml:space="preserve">This project presents a complete sales data analysis workflow using Python, </w:t>
+      </w:r>
+      <w:proofErr w:type="spellStart"/>
+      <w:r>
+        <w:t>Git</w:t>
+      </w:r>
+      <w:proofErr w:type="spellEnd"/>
+      <w:r>
+        <w:t>/GitHub, and Microsoft Power BI. The work covers data preparation, cleaning, exploratory data analysis (EDA), visualization, dashboard development, insights, and recommendations. The dataset was processed to identify missing values, duplicate records, data types, descriptive statistics, relationships between numerical variables, trends, and possible outliers. A Power BI dashboard was then created with KPI cards, interactive slicers, product/category/region analysis, and a monthly sales trend. The final result provides a simple business-oriented view of sales and profit performance.</w:t>
       </w:r>
     </w:p>
     <w:p>
-      <w:r>
-        <w:t xml:space="preserve">Sales data </w:t>
-      </w:r>
-      <w:r>
-        <w:t>contains useful information about products, regions, quantities, prices, revenue, and profit. Analysing such data helps organizations understand what is selling well, where sales are strongest, how performance changes over time, and where improvement is re</w:t>
-      </w:r>
-      <w:r>
-        <w:t>quired.</w:t>
+      <w:pPr>
+        <w:pStyle w:val="Heading1"/>
+      </w:pPr>
+      <w:r>
+        <w:t>1. Introduction</w:t>
       </w:r>
     </w:p>
     <w:p>
       <w:r>
-        <w:t>The objective of this project is to demonstrate a complete data analytics workflow from raw data preparation to an interactive Power BI dashboard. Python was used for cleaning and EDA, while Power BI was used for interactive business reporting. Git</w:t>
-      </w:r>
-      <w:r>
-        <w:t xml:space="preserve"> and GitHub were used for version control and project submission.</w:t>
+        <w:t xml:space="preserve">Sales data contains useful information about products, regions, quantities, prices, revenue, and profit. </w:t>
+      </w:r>
+      <w:proofErr w:type="spellStart"/>
+      <w:r>
+        <w:t>Analysing</w:t>
+      </w:r>
+      <w:proofErr w:type="spellEnd"/>
+      <w:r>
+        <w:t xml:space="preserve"> such data helps organizations understand what is selling well, where sales are strongest, how performance changes over time, and where improvement is required.</w:t>
       </w:r>
     </w:p>
     <w:p>
-      <w:pPr>
-        <w:pStyle w:val="Heading1"/>
-      </w:pPr>
-      <w:r>
-        <w:t>2. Problem Statement</w:t>
+      <w:r>
+        <w:t xml:space="preserve">The objective of this project is to demonstrate a complete data analytics workflow from raw data preparation to an interactive Power BI dashboard. Python was used for cleaning and EDA, while Power BI was used for interactive business reporting. </w:t>
+      </w:r>
+      <w:proofErr w:type="spellStart"/>
+      <w:r>
+        <w:t>Git</w:t>
+      </w:r>
+      <w:proofErr w:type="spellEnd"/>
+      <w:r>
+        <w:t xml:space="preserve"> and GitHub were used for version control and project submission.</w:t>
       </w:r>
     </w:p>
     <w:p>
-      <w:r>
-        <w:t>A sales dataset may contain missing values, duplicate records, inconsistent data types, and large amounts of information that are difficult to interpret directly. The pr</w:t>
-      </w:r>
-      <w:r>
-        <w:t>oblem is to prepare the data, analyse important sales patterns, visualize the results, and present the findings in a clear interactive dashboard.</w:t>
+      <w:pPr>
+        <w:pStyle w:val="Heading1"/>
+      </w:pPr>
+      <w:r>
+        <w:t>2. Problem Statement</w:t>
       </w:r>
     </w:p>
     <w:p>
-      <w:pPr>
-        <w:pStyle w:val="Heading1"/>
-      </w:pPr>
-      <w:r>
-        <w:t>3. Aims and Objectives</w:t>
+      <w:r>
+        <w:t xml:space="preserve">A sales dataset may contain missing values, duplicate records, inconsistent data types, and large amounts of information that are difficult to interpret directly. The problem is to prepare the data, </w:t>
+      </w:r>
+      <w:proofErr w:type="spellStart"/>
+      <w:r>
+        <w:t>analyse</w:t>
+      </w:r>
+      <w:proofErr w:type="spellEnd"/>
+      <w:r>
+        <w:t xml:space="preserve"> important sales patterns, visualize the results, and present the findings in a clear interactive dashboard.</w:t>
       </w:r>
     </w:p>
     <w:p>
       <w:pPr>
-        <w:pStyle w:val="ListBullet"/>
-      </w:pPr>
-      <w:r>
-        <w:t>Set up a GitHub repository and maintain the project using Git.</w:t>
+        <w:pStyle w:val="Heading1"/>
+      </w:pPr>
+      <w:r>
+        <w:t>3. Aims and Objectives</w:t>
       </w:r>
     </w:p>
     <w:p>
@@ -392,10 +479,15 @@
         <w:pStyle w:val="ListBullet"/>
       </w:pPr>
       <w:r>
-        <w:t xml:space="preserve">Inspect and prepare the </w:t>
-      </w:r>
-      <w:r>
-        <w:t>sales dataset for analysis.</w:t>
+        <w:t xml:space="preserve">Set up a GitHub repository and maintain the project using </w:t>
+      </w:r>
+      <w:proofErr w:type="spellStart"/>
+      <w:r>
+        <w:t>Git</w:t>
+      </w:r>
+      <w:proofErr w:type="spellEnd"/>
+      <w:r>
+        <w:t>.</w:t>
       </w:r>
     </w:p>
     <w:p>
@@ -403,7 +495,7 @@
         <w:pStyle w:val="ListBullet"/>
       </w:pPr>
       <w:r>
-        <w:t>Handle missing values, duplicate records, and invalid data.</w:t>
+        <w:t>Inspect and prepare the sales dataset for analysis.</w:t>
       </w:r>
     </w:p>
     <w:p>
@@ -411,7 +503,7 @@
         <w:pStyle w:val="ListBullet"/>
       </w:pPr>
       <w:r>
-        <w:t>Perform descriptive statistics and exploratory data analysis.</w:t>
+        <w:t>Handle missing values, duplicate records, and invalid data.</w:t>
       </w:r>
     </w:p>
     <w:p>
@@ -419,7 +511,7 @@
         <w:pStyle w:val="ListBullet"/>
       </w:pPr>
       <w:r>
-        <w:t>Identify product, category, region, and monthly sales patterns.</w:t>
+        <w:t>Perform descriptive statistics and exploratory data analysis.</w:t>
       </w:r>
     </w:p>
     <w:p>
@@ -427,10 +519,15 @@
         <w:pStyle w:val="ListBullet"/>
       </w:pPr>
       <w:r>
-        <w:t>Create at least five meaningful visualizat</w:t>
-      </w:r>
-      <w:r>
-        <w:t>ions using Python.</w:t>
+        <w:t>Identify product, category, region, and monthly sales patterns.</w:t>
+      </w:r>
+    </w:p>
+    <w:p>
+      <w:pPr>
+        <w:pStyle w:val="ListBullet"/>
+      </w:pPr>
+      <w:r>
+        <w:t>Create at least five meaningful visualizations using Python.</w:t>
       </w:r>
     </w:p>
     <w:p>
@@ -525,14 +622,7 @@
                 <w:b/>
                 <w:sz w:val="20"/>
               </w:rPr>
-              <w:t>Outp</w:t>
-            </w:r>
-            <w:r>
-              <w:rPr>
-                <w:b/>
-                <w:sz w:val="20"/>
-              </w:rPr>
-              <w:t>ut</w:t>
+              <w:t>Output</w:t>
             </w:r>
           </w:p>
         </w:tc>
@@ -641,12 +731,14 @@
             <w:vAlign w:val="center"/>
           </w:tcPr>
           <w:p>
+            <w:proofErr w:type="spellStart"/>
             <w:r>
               <w:rPr>
                 <w:sz w:val="20"/>
               </w:rPr>
               <w:t>Matplotlib</w:t>
             </w:r>
+            <w:proofErr w:type="spellEnd"/>
           </w:p>
         </w:tc>
         <w:tc>
@@ -688,11 +780,19 @@
             <w:vAlign w:val="center"/>
           </w:tcPr>
           <w:p>
+            <w:proofErr w:type="spellStart"/>
             <w:r>
               <w:rPr>
                 <w:sz w:val="20"/>
               </w:rPr>
-              <w:t>Jupyter Notebook</w:t>
+              <w:t>Jupyter</w:t>
+            </w:r>
+            <w:proofErr w:type="spellEnd"/>
+            <w:r>
+              <w:rPr>
+                <w:sz w:val="20"/>
+              </w:rPr>
+              <w:t xml:space="preserve"> Notebook</w:t>
             </w:r>
           </w:p>
         </w:tc>
@@ -782,6 +882,7 @@
             <w:vAlign w:val="center"/>
           </w:tcPr>
           <w:p>
+            <w:proofErr w:type="spellStart"/>
             <w:r>
               <w:rPr>
                 <w:sz w:val="20"/>
@@ -789,6 +890,7 @@
               <w:lastRenderedPageBreak/>
               <w:t>Git</w:t>
             </w:r>
+            <w:proofErr w:type="spellEnd"/>
           </w:p>
         </w:tc>
         <w:tc>
@@ -878,10 +980,7 @@
     </w:p>
     <w:p>
       <w:r>
-        <w:t xml:space="preserve">The project uses a sales transaction dataset containing 800 cleaned records and 8 analytical </w:t>
-      </w:r>
-      <w:r>
-        <w:t>columns. The main fields describe transaction date, product, region, quantity, category, unit price, sales, and profit.</w:t>
+        <w:t>The project uses a sales transaction dataset containing 800 cleaned records and 8 analytical columns. The main fields describe transaction date, product, region, quantity, category, unit price, sales, and profit.</w:t>
       </w:r>
     </w:p>
     <w:tbl>
@@ -892,9 +991,9 @@
         <w:tblLook w:val="04A0" w:firstRow="1" w:lastRow="0" w:firstColumn="1" w:lastColumn="0" w:noHBand="0" w:noVBand="1"/>
       </w:tblPr>
       <w:tblGrid>
-        <w:gridCol w:w="3264"/>
-        <w:gridCol w:w="3264"/>
-        <w:gridCol w:w="3264"/>
+        <w:gridCol w:w="3261"/>
+        <w:gridCol w:w="3260"/>
+        <w:gridCol w:w="3261"/>
       </w:tblGrid>
       <w:tr>
         <w:trPr>
@@ -1194,12 +1293,14 @@
             <w:vAlign w:val="center"/>
           </w:tcPr>
           <w:p>
+            <w:proofErr w:type="spellStart"/>
             <w:r>
               <w:rPr>
                 <w:sz w:val="20"/>
               </w:rPr>
               <w:t>Unit_Price</w:t>
             </w:r>
+            <w:proofErr w:type="spellEnd"/>
           </w:p>
         </w:tc>
         <w:tc>
@@ -1339,7 +1440,15 @@
         <w:pStyle w:val="ListNumber"/>
       </w:pPr>
       <w:r>
-        <w:t>Create a GitHub repository and clone it locally using Git Bash.</w:t>
+        <w:t xml:space="preserve">Create a GitHub repository and clone it locally using </w:t>
+      </w:r>
+      <w:proofErr w:type="spellStart"/>
+      <w:r>
+        <w:t>Git</w:t>
+      </w:r>
+      <w:proofErr w:type="spellEnd"/>
+      <w:r>
+        <w:t xml:space="preserve"> Bash.</w:t>
       </w:r>
     </w:p>
     <w:p>
@@ -1355,10 +1464,7 @@
         <w:pStyle w:val="ListNumber"/>
       </w:pPr>
       <w:r>
-        <w:t xml:space="preserve">Inspect </w:t>
-      </w:r>
-      <w:r>
-        <w:t>dataset shape, columns, data types, missing values, and duplicates.</w:t>
+        <w:t>Inspect dataset shape, columns, data types, missing values, and duplicates.</w:t>
       </w:r>
     </w:p>
     <w:p>
@@ -1382,10 +1488,7 @@
         <w:pStyle w:val="ListNumber"/>
       </w:pPr>
       <w:r>
-        <w:t>Remove invalid records whe</w:t>
-      </w:r>
-      <w:r>
-        <w:t>re required and save the cleaned dataset.</w:t>
+        <w:t>Remove invalid records where required and save the cleaned dataset.</w:t>
       </w:r>
     </w:p>
     <w:p>
@@ -1409,10 +1512,7 @@
         <w:pStyle w:val="ListNumber"/>
       </w:pPr>
       <w:r>
-        <w:t xml:space="preserve">Import the cleaned data </w:t>
-      </w:r>
-      <w:r>
-        <w:t>into Power BI and build an interactive dashboard.</w:t>
+        <w:t>Import the cleaned data into Power BI and build an interactive dashboard.</w:t>
       </w:r>
     </w:p>
     <w:p>
@@ -1433,10 +1533,7 @@
     </w:p>
     <w:p>
       <w:r>
-        <w:t>Initial inspection identified missing values in the Profit column and duplicate records. The data</w:t>
-      </w:r>
-      <w:r>
-        <w:t xml:space="preserve"> was cleaned before analysis so that the results would not be distorted by duplicate or incomplete records.</w:t>
+        <w:t>Initial inspection identified missing values in the Profit column and duplicate records. The data was cleaned before analysis so that the results would not be distorted by duplicate or incomplete records.</w:t>
       </w:r>
     </w:p>
     <w:tbl>
@@ -1446,9 +1543,9 @@
         <w:tblLook w:val="04A0" w:firstRow="1" w:lastRow="0" w:firstColumn="1" w:lastColumn="0" w:noHBand="0" w:noVBand="1"/>
       </w:tblPr>
       <w:tblGrid>
-        <w:gridCol w:w="3264"/>
-        <w:gridCol w:w="3264"/>
-        <w:gridCol w:w="3264"/>
+        <w:gridCol w:w="3260"/>
+        <w:gridCol w:w="3261"/>
+        <w:gridCol w:w="3261"/>
       </w:tblGrid>
       <w:tr>
         <w:tc>
@@ -1711,12 +1808,14 @@
             <w:vAlign w:val="center"/>
           </w:tcPr>
           <w:p>
+            <w:proofErr w:type="spellStart"/>
             <w:r>
               <w:rPr>
                 <w:sz w:val="20"/>
               </w:rPr>
               <w:t>Datetime</w:t>
             </w:r>
+            <w:proofErr w:type="spellEnd"/>
           </w:p>
         </w:tc>
       </w:tr>
@@ -1737,10 +1836,7 @@
     </w:p>
     <w:p>
       <w:r>
-        <w:t>EDA was performed to understand the distribution and relationships in the cleaned sales data. The analysis included dataset</w:t>
-      </w:r>
-      <w:r>
-        <w:t xml:space="preserve"> inspection, descriptive statistics, grouped sales analysis, profit analysis, monthly trends, correlation analysis, and outlier detection.</w:t>
+        <w:t>EDA was performed to understand the distribution and relationships in the cleaned sales data. The analysis included dataset inspection, descriptive statistics, grouped sales analysis, profit analysis, monthly trends, correlation analysis, and outlier detection.</w:t>
       </w:r>
     </w:p>
     <w:p>
@@ -1756,10 +1852,7 @@
         <w:pStyle w:val="ListBullet"/>
       </w:pPr>
       <w:r>
-        <w:t>Region-wise Sales: compares sales performance acr</w:t>
-      </w:r>
-      <w:r>
-        <w:t>oss regions.</w:t>
+        <w:t>Region-wise Sales: compares sales performance across regions.</w:t>
       </w:r>
     </w:p>
     <w:p>
@@ -1791,10 +1884,15 @@
         <w:pStyle w:val="ListBullet"/>
       </w:pPr>
       <w:r>
-        <w:t xml:space="preserve">Correlation Analysis: </w:t>
-      </w:r>
-      <w:r>
-        <w:t>examines relationships among Quantity, Unit_Price, Sales, and Profit.</w:t>
+        <w:t xml:space="preserve">Correlation Analysis: examines relationships among Quantity, </w:t>
+      </w:r>
+      <w:proofErr w:type="spellStart"/>
+      <w:r>
+        <w:t>Unit_Price</w:t>
+      </w:r>
+      <w:proofErr w:type="spellEnd"/>
+      <w:r>
+        <w:t>, Sales, and Profit.</w:t>
       </w:r>
     </w:p>
     <w:p>
@@ -1815,10 +1913,7 @@
     </w:p>
     <w:p>
       <w:r>
-        <w:t>The Python analysis produced more than five meaningful visualizatio</w:t>
-      </w:r>
-      <w:r>
-        <w:t>ns. Each chart includes a title and axis labels so that the result can be understood independently.</w:t>
+        <w:t>The Python analysis produced more than five meaningful visualizations. Each chart includes a title and axis labels so that the result can be understood independently.</w:t>
       </w:r>
     </w:p>
     <w:tbl>
@@ -1828,8 +1923,8 @@
         <w:tblLook w:val="04A0" w:firstRow="1" w:lastRow="0" w:firstColumn="1" w:lastColumn="0" w:noHBand="0" w:noVBand="1"/>
       </w:tblPr>
       <w:tblGrid>
-        <w:gridCol w:w="4896"/>
-        <w:gridCol w:w="4896"/>
+        <w:gridCol w:w="4891"/>
+        <w:gridCol w:w="4891"/>
       </w:tblGrid>
       <w:tr>
         <w:tc>
@@ -1936,13 +2031,7 @@
               <w:rPr>
                 <w:sz w:val="20"/>
               </w:rPr>
-              <w:t>Category-wise S</w:t>
-            </w:r>
-            <w:r>
-              <w:rPr>
-                <w:sz w:val="20"/>
-              </w:rPr>
-              <w:t>ales</w:t>
+              <w:t>Category-wise Sales</w:t>
             </w:r>
           </w:p>
         </w:tc>
@@ -2076,13 +2165,7 @@
               <w:rPr>
                 <w:sz w:val="20"/>
               </w:rPr>
-              <w:t xml:space="preserve">Identify </w:t>
-            </w:r>
-            <w:r>
-              <w:rPr>
-                <w:sz w:val="20"/>
-              </w:rPr>
-              <w:t>unusual observations.</w:t>
+              <w:t>Identify unusual observations.</w:t>
             </w:r>
           </w:p>
         </w:tc>
@@ -2106,10 +2189,7 @@
         <w:pStyle w:val="ListBullet"/>
       </w:pPr>
       <w:r>
-        <w:t>KPI Ca</w:t>
-      </w:r>
-      <w:r>
-        <w:t>rd – Total Sales</w:t>
+        <w:t>KPI Card – Total Sales</w:t>
       </w:r>
     </w:p>
     <w:p>
@@ -2194,10 +2274,7 @@
     </w:p>
     <w:p>
       <w:r>
-        <w:t xml:space="preserve">The slicers </w:t>
-      </w:r>
-      <w:r>
-        <w:t>make the dashboard interactive. Selecting a product, region, or category filters the related visuals and KPI values, allowing users to examine specific segments.</w:t>
+        <w:t>The slicers make the dashboard interactive. Selecting a product, region, or category filters the related visuals and KPI values, allowing users to examine specific segments.</w:t>
       </w:r>
     </w:p>
     <w:p>
@@ -2214,10 +2291,7 @@
         <w:pStyle w:val="ListBullet"/>
       </w:pPr>
       <w:r>
-        <w:t>Laptop is the strongest product in the dashboard based on the disp</w:t>
-      </w:r>
-      <w:r>
-        <w:t>layed product-wise sales and profit visuals.</w:t>
+        <w:t>Laptop is the strongest product in the dashboard based on the displayed product-wise sales and profit visuals.</w:t>
       </w:r>
     </w:p>
     <w:p>
@@ -2241,10 +2315,7 @@
         <w:pStyle w:val="ListBullet"/>
       </w:pPr>
       <w:r>
-        <w:t xml:space="preserve">Monthly sales vary considerably, indicating clear peaks and dips </w:t>
-      </w:r>
-      <w:r>
-        <w:t>during the year.</w:t>
+        <w:t>Monthly sales vary considerably, indicating clear peaks and dips during the year.</w:t>
       </w:r>
     </w:p>
     <w:p>
@@ -2268,10 +2339,7 @@
         <w:pStyle w:val="ListBullet"/>
       </w:pPr>
       <w:r>
-        <w:t>Focus inventory and marketing efforts on high-performing products and categories</w:t>
-      </w:r>
-      <w:r>
-        <w:t>, especially products with strong sales and profit contribution.</w:t>
+        <w:t>Focus inventory and marketing efforts on high-performing products and categories, especially products with strong sales and profit contribution.</w:t>
       </w:r>
     </w:p>
     <w:p>
@@ -2291,11 +2359,13 @@
       </w:r>
     </w:p>
     <w:p>
-      <w:r>
-        <w:t>Git and GitH</w:t>
-      </w:r>
-      <w:r>
-        <w:t>ub were used to maintain the project and demonstrate the required workflow. The repository contains the cleaned dataset, notebooks, visualizations, Power BI dashboard files, and project documentation.</w:t>
+      <w:proofErr w:type="spellStart"/>
+      <w:r>
+        <w:t>Git</w:t>
+      </w:r>
+      <w:proofErr w:type="spellEnd"/>
+      <w:r>
+        <w:t xml:space="preserve"> and GitHub were used to maintain the project and demonstrate the required workflow. The repository contains the cleaned dataset, notebooks, visualizations, Power BI dashboard files, and project documentation.</w:t>
       </w:r>
     </w:p>
     <w:p>
@@ -2311,10 +2381,15 @@
         <w:pStyle w:val="ListBullet"/>
       </w:pPr>
       <w:r>
-        <w:t>Project</w:t>
-      </w:r>
-      <w:r>
-        <w:t xml:space="preserve"> repository cloned locally using Git Bash.</w:t>
+        <w:t xml:space="preserve">Project repository cloned locally using </w:t>
+      </w:r>
+      <w:proofErr w:type="spellStart"/>
+      <w:r>
+        <w:t>Git</w:t>
+      </w:r>
+      <w:proofErr w:type="spellEnd"/>
+      <w:r>
+        <w:t xml:space="preserve"> Bash.</w:t>
       </w:r>
     </w:p>
     <w:p>
@@ -2337,8 +2412,13 @@
       <w:pPr>
         <w:pStyle w:val="ListBullet"/>
       </w:pPr>
-      <w:r>
-        <w:t>Git status and pull operations used to verify synchronization.</w:t>
+      <w:proofErr w:type="spellStart"/>
+      <w:r>
+        <w:t>Git</w:t>
+      </w:r>
+      <w:proofErr w:type="spellEnd"/>
+      <w:r>
+        <w:t xml:space="preserve"> status and pull operations used to verify synchronization.</w:t>
       </w:r>
     </w:p>
     <w:p>
@@ -2354,10 +2434,7 @@
         <w:pStyle w:val="Heading1"/>
       </w:pPr>
       <w:r>
-        <w:t>1</w:t>
-      </w:r>
-      <w:r>
-        <w:t>4. Project Structure</w:t>
+        <w:t>14. Project Structure</w:t>
       </w:r>
     </w:p>
     <w:p>
@@ -2393,7 +2470,23 @@
           <w:sz w:val="20"/>
         </w:rPr>
         <w:br/>
-        <w:t>├── Sales_Data_Analysis (1).csv</w:t>
+        <w:t xml:space="preserve">├── </w:t>
+      </w:r>
+      <w:proofErr w:type="spellStart"/>
+      <w:r>
+        <w:rPr>
+          <w:rFonts w:ascii="Consolas" w:hAnsi="Consolas"/>
+          <w:sz w:val="20"/>
+        </w:rPr>
+        <w:t>Sales_Data_Analysis</w:t>
+      </w:r>
+      <w:proofErr w:type="spellEnd"/>
+      <w:r>
+        <w:rPr>
+          <w:rFonts w:ascii="Consolas" w:hAnsi="Consolas"/>
+          <w:sz w:val="20"/>
+        </w:rPr>
+        <w:t xml:space="preserve"> (1).csv</w:t>
       </w:r>
       <w:r>
         <w:rPr>
@@ -2417,8 +2510,17 @@
           <w:sz w:val="20"/>
         </w:rPr>
         <w:br/>
-        <w:t>├── Sales_Data_Analysis_Dashboard.pbix</w:t>
-      </w:r>
+        <w:t xml:space="preserve">├── </w:t>
+      </w:r>
+      <w:proofErr w:type="spellStart"/>
+      <w:r>
+        <w:rPr>
+          <w:rFonts w:ascii="Consolas" w:hAnsi="Consolas"/>
+          <w:sz w:val="20"/>
+        </w:rPr>
+        <w:t>Sales_Data_Analysis_Dashboard.pbix</w:t>
+      </w:r>
+      <w:proofErr w:type="spellEnd"/>
       <w:r>
         <w:rPr>
           <w:rFonts w:ascii="Consolas" w:hAnsi="Consolas"/>
@@ -2433,14 +2535,7 @@
           <w:sz w:val="20"/>
         </w:rPr>
         <w:br/>
-        <w:t>│   ├── Category_Wise_Sales.pn</w:t>
-      </w:r>
-      <w:r>
-        <w:rPr>
-          <w:rFonts w:ascii="Consolas" w:hAnsi="Consolas"/>
-          <w:sz w:val="20"/>
-        </w:rPr>
-        <w:t>g</w:t>
+        <w:t>│   ├── Category_Wise_Sales.png</w:t>
       </w:r>
       <w:r>
         <w:rPr>
@@ -2494,13 +2589,7 @@
     </w:p>
     <w:p>
       <w:r>
-        <w:t>The Sales Data Analysis project successfully demonstrates an end-to-end data analytics workflow. The</w:t>
-      </w:r>
-      <w:r>
-        <w:t xml:space="preserve"> dataset was inspected and cleaned using Python, followed by exploratory analysis and visualization. An interactive Power BI dashboard was created to present KPIs, product, category, regional, and monthly performance. The analysis produced actionable findi</w:t>
-      </w:r>
-      <w:r>
-        <w:t>ngs and recommendations that can support sales and inventory decisions. GitHub was used to organize, version, and document the project.</w:t>
+        <w:t>The Sales Data Analysis project successfully demonstrates an end-to-end data analytics workflow. The dataset was inspected and cleaned using Python, followed by exploratory analysis and visualization. An interactive Power BI dashboard was created to present KPIs, product, category, regional, and monthly performance. The analysis produced actionable findings and recommendations that can support sales and inventory decisions. GitHub was used to organize, version, and document the project.</w:t>
       </w:r>
     </w:p>
     <w:p>
@@ -2532,10 +2621,7 @@
         <w:pStyle w:val="ListBullet"/>
       </w:pPr>
       <w:r>
-        <w:t>Inclu</w:t>
-      </w:r>
-      <w:r>
-        <w:t>de forecasting for future sales and profit.</w:t>
+        <w:t>Include forecasting for future sales and profit.</w:t>
       </w:r>
     </w:p>
     <w:p>
@@ -2567,7 +2653,15 @@
         <w:pStyle w:val="ListBullet"/>
       </w:pPr>
       <w:r>
-        <w:t>Python documentation and Pandas/Matplotlib libraries used for data analysis.</w:t>
+        <w:t>Python documentation and Pandas/</w:t>
+      </w:r>
+      <w:proofErr w:type="spellStart"/>
+      <w:r>
+        <w:t>Matplotlib</w:t>
+      </w:r>
+      <w:proofErr w:type="spellEnd"/>
+      <w:r>
+        <w:t xml:space="preserve"> libraries used for data analysis.</w:t>
       </w:r>
     </w:p>
     <w:p>
@@ -2582,8 +2676,13 @@
       <w:pPr>
         <w:pStyle w:val="ListBullet"/>
       </w:pPr>
-      <w:r>
-        <w:t>Git and GitHub used for version control and project hosting.</w:t>
+      <w:proofErr w:type="spellStart"/>
+      <w:r>
+        <w:t>Git</w:t>
+      </w:r>
+      <w:proofErr w:type="spellEnd"/>
+      <w:r>
+        <w:t xml:space="preserve"> and GitHub used for version control and project hosting.</w:t>
       </w:r>
     </w:p>
     <w:sectPr>
@@ -14602,7 +14701,7 @@
 </file>
 
 <file path=customXml/itemProps1.xml><?xml version="1.0" encoding="utf-8"?>
-<ds:datastoreItem xmlns:ds="http://schemas.openxmlformats.org/officeDocument/2006/customXml" ds:itemID="{CA74111A-446D-495C-8C12-27557759DF5A}">
+<ds:datastoreItem xmlns:ds="http://schemas.openxmlformats.org/officeDocument/2006/customXml" ds:itemID="{D1333908-923F-4FC1-A520-EA0259D5B5E1}">
   <ds:schemaRefs>
     <ds:schemaRef ds:uri="http://schemas.openxmlformats.org/officeDocument/2006/bibliography"/>
   </ds:schemaRefs>
